--- a/templates/devis.docx
+++ b/templates/devis.docx
@@ -4,12 +4,13 @@
   <w:body>
     <w:p>
       <w:pPr>
+        <w:pStyle w:val="Titre2"/>
         <w:jc w:val="center"/>
       </w:pPr>
       <w:r>
         <w:rPr>
           <w:b/>
-          <w:sz w:val="32"/>
+          <w:sz w:val="40"/>
         </w:rPr>
         <w:t>DEVIS</w:t>
       </w:r>
@@ -22,6 +23,9 @@
     </w:p>
     <w:p/>
     <w:p>
+      <w:pPr>
+        <w:pStyle w:val="Titre2"/>
+      </w:pPr>
       <w:r>
         <w:rPr>
           <w:b/>
@@ -57,6 +61,9 @@
     </w:p>
     <w:p/>
     <w:p>
+      <w:pPr>
+        <w:pStyle w:val="Titre2"/>
+      </w:pPr>
       <w:r>
         <w:rPr>
           <w:b/>
@@ -82,6 +89,9 @@
     </w:p>
     <w:p/>
     <w:p>
+      <w:pPr>
+        <w:pStyle w:val="Titre2"/>
+      </w:pPr>
       <w:r>
         <w:rPr>
           <w:b/>
@@ -107,6 +117,9 @@
     </w:p>
     <w:p/>
     <w:p>
+      <w:pPr>
+        <w:pStyle w:val="Titre2"/>
+      </w:pPr>
       <w:r>
         <w:rPr>
           <w:b/>
@@ -137,6 +150,9 @@
     </w:p>
     <w:p/>
     <w:p>
+      <w:pPr>
+        <w:pStyle w:val="Titre2"/>
+      </w:pPr>
       <w:r>
         <w:rPr>
           <w:b/>
@@ -172,6 +188,9 @@
     </w:p>
     <w:p/>
     <w:p>
+      <w:pPr>
+        <w:pStyle w:val="Titre2"/>
+      </w:pPr>
       <w:r>
         <w:rPr>
           <w:b/>
@@ -191,6 +210,20 @@
       <w:tblPr>
         <w:tblW w:type="auto" w:w="0"/>
         <w:tblLook w:firstColumn="1" w:firstRow="1" w:lastColumn="0" w:lastRow="0" w:noHBand="0" w:noVBand="1" w:val="04A0"/>
+        <w:tblBorders>
+          <w:top w:val="single" w:sz="6" w:space="0" w:color="7A1428"/>
+          <w:left w:val="single" w:sz="6" w:space="0" w:color="7A1428"/>
+          <w:bottom w:val="single" w:sz="6" w:space="0" w:color="7A1428"/>
+          <w:right w:val="single" w:sz="6" w:space="0" w:color="7A1428"/>
+          <w:insideH w:val="single" w:sz="6" w:space="0" w:color="7A1428"/>
+          <w:insideV w:val="single" w:sz="6" w:space="0" w:color="7A1428"/>
+        </w:tblBorders>
+        <w:tblCellMar>
+          <w:top w:w="100" w:type="dxa"/>
+          <w:left w:w="150" w:type="dxa"/>
+          <w:bottom w:w="100" w:type="dxa"/>
+          <w:right w:w="150" w:type="dxa"/>
+        </w:tblCellMar>
       </w:tblPr>
       <w:tblGrid>
         <w:gridCol w:w="4320"/>
@@ -238,13 +271,64 @@
       </w:tr>
     </w:tbl>
     <w:sectPr>
+      <w:footerReference w:type="default" r:id="rId9"/>
       <w:pgSz w:w="12240" w:h="15840"/>
-      <w:pgMar w:top="1440" w:right="1800" w:bottom="1440" w:left="1800" w:header="720" w:footer="720" w:gutter="0"/>
+      <w:pgMar w:top="1360" w:right="1559" w:bottom="840" w:left="1559" w:header="720" w:footer="720" w:gutter="0"/>
       <w:cols w:space="720"/>
       <w:docGrid w:linePitch="360"/>
     </w:sectPr>
   </w:body>
 </w:document>
+</file>
+
+<file path=word/footer1.xml><?xml version="1.0" encoding="utf-8"?>
+<w:ftr xmlns:m="http://schemas.openxmlformats.org/officeDocument/2006/math" xmlns:mc="http://schemas.openxmlformats.org/markup-compatibility/2006" xmlns:mo="http://schemas.microsoft.com/office/mac/office/2008/main" xmlns:mv="urn:schemas-microsoft-com:mac:vml" xmlns:o="urn:schemas-microsoft-com:office:office" xmlns:r="http://schemas.openxmlformats.org/officeDocument/2006/relationships" xmlns:v="urn:schemas-microsoft-com:vml" xmlns:w10="urn:schemas-microsoft-com:office:word" xmlns:w14="http://schemas.microsoft.com/office/word/2010/wordml" xmlns:w="http://schemas.openxmlformats.org/wordprocessingml/2006/main" xmlns:wne="http://schemas.microsoft.com/office/word/2006/wordml" xmlns:wp14="http://schemas.microsoft.com/office/word/2010/wordprocessingDrawing" xmlns:wp="http://schemas.openxmlformats.org/drawingml/2006/wordprocessingDrawing" xmlns:wpc="http://schemas.microsoft.com/office/word/2010/wordprocessingCanvas" xmlns:wpg="http://schemas.microsoft.com/office/word/2010/wordprocessingGroup" xmlns:wpi="http://schemas.microsoft.com/office/word/2010/wordprocessingInk" xmlns:wps="http://schemas.microsoft.com/office/word/2010/wordprocessingShape" mc:Ignorable="w14 wp14">
+  <w:p>
+    <w:pPr>
+      <w:pStyle w:val="Footer"/>
+      <w:jc w:val="center"/>
+      <w:pBdr>
+        <w:top w:val="single" w:sz="6" w:space="4" w:color="F1E4E7"/>
+      </w:pBdr>
+    </w:pPr>
+    <w:r>
+      <w:rPr>
+        <w:rFonts w:ascii="Calibri" w:hAnsi="Calibri"/>
+        <w:color w:val="6B7280"/>
+        <w:sz w:val="16"/>
+      </w:rPr>
+      <w:t xml:space="preserve">YGNT Manager -  Page </w:t>
+    </w:r>
+    <w:r>
+      <w:rPr>
+        <w:rFonts w:ascii="Calibri" w:hAnsi="Calibri"/>
+        <w:color w:val="6B7280"/>
+        <w:sz w:val="16"/>
+      </w:rPr>
+      <w:fldChar w:fldCharType="begin"/>
+      <w:instrText> PAGE </w:instrText>
+      <w:fldChar w:fldCharType="end"/>
+    </w:r>
+    <w:r>
+      <w:rPr>
+        <w:rFonts w:ascii="Calibri" w:hAnsi="Calibri"/>
+        <w:color w:val="6B7280"/>
+        <w:sz w:val="16"/>
+      </w:rPr>
+      <w:t xml:space="preserve"> / </w:t>
+    </w:r>
+    <w:r>
+      <w:rPr>
+        <w:rFonts w:ascii="Calibri" w:hAnsi="Calibri"/>
+        <w:color w:val="6B7280"/>
+        <w:sz w:val="16"/>
+      </w:rPr>
+      <w:fldChar w:fldCharType="begin"/>
+      <w:instrText> NUMPAGES </w:instrText>
+      <w:fldChar w:fldCharType="end"/>
+    </w:r>
+  </w:p>
+</w:ftr>
 </file>
 
 <file path=word/numbering.xml><?xml version="1.0" encoding="utf-8"?>
@@ -12292,6 +12376,71 @@
         <w:shd w:val="clear" w:color="auto" w:fill="FBCAA2" w:themeFill="accent6" w:themeFillTint="7F"/>
       </w:tcPr>
     </w:tblStylePr>
+  </w:style>
+  <w:style w:type="paragraph" w:styleId="Titre1">
+    <w:name w:val="heading 1"/>
+    <w:basedOn w:val="Normal"/>
+    <w:next w:val="Normal"/>
+    <w:uiPriority w:val="9"/>
+    <w:qFormat/>
+    <w:pPr>
+      <w:outlineLvl w:val="0"/>
+    </w:pPr>
+    <w:rPr>
+      <w:rFonts w:ascii="Calibri" w:eastAsia="Calibri" w:hAnsi="Calibri" w:cs="Calibri"/>
+      <w:b/>
+      <w:bCs/>
+      <w:color w:val="7A1428"/>
+      <w:sz w:val="36"/>
+      <w:szCs w:val="36"/>
+    </w:rPr>
+  </w:style>
+  <w:style w:type="paragraph" w:styleId="Titre2">
+    <w:name w:val="heading 2"/>
+    <w:basedOn w:val="Normal"/>
+    <w:next w:val="Normal"/>
+    <w:uiPriority w:val="9"/>
+    <w:unhideWhenUsed/>
+    <w:qFormat/>
+    <w:pPr>
+      <w:pBdr>
+        <w:top w:val="single" w:sz="12" w:space="4" w:color="F1E4E7"/>
+        <w:left w:val="single" w:sz="12" w:space="8" w:color="F1E4E7"/>
+        <w:bottom w:val="single" w:sz="12" w:space="4" w:color="F1E4E7"/>
+        <w:right w:val="single" w:sz="12" w:space="8" w:color="F1E4E7"/>
+      </w:pBdr>
+      <w:shd w:val="clear" w:color="auto" w:fill="F1E4E7"/>
+      <w:spacing w:before="120" w:after="120"/>
+      <w:outlineLvl w:val="1"/>
+    </w:pPr>
+    <w:rPr>
+      <w:rFonts w:ascii="Calibri" w:eastAsia="Calibri" w:hAnsi="Calibri" w:cs="Calibri"/>
+      <w:b/>
+      <w:bCs/>
+      <w:color w:val="7A1428"/>
+      <w:sz w:val="27"/>
+      <w:szCs w:val="27"/>
+    </w:rPr>
+  </w:style>
+  <w:style w:type="paragraph" w:styleId="Titre3">
+    <w:name w:val="heading 3"/>
+    <w:basedOn w:val="Normal"/>
+    <w:next w:val="Normal"/>
+    <w:uiPriority w:val="9"/>
+    <w:unhideWhenUsed/>
+    <w:qFormat/>
+    <w:pPr>
+      <w:spacing w:before="1"/>
+      <w:outlineLvl w:val="2"/>
+    </w:pPr>
+    <w:rPr>
+      <w:rFonts w:ascii="Calibri" w:eastAsia="Calibri" w:hAnsi="Calibri" w:cs="Calibri"/>
+      <w:b/>
+      <w:bCs/>
+      <w:color w:val="7A1428"/>
+      <w:sz w:val="21"/>
+      <w:szCs w:val="21"/>
+    </w:rPr>
   </w:style>
 </w:styles>
 </file>

--- a/templates/devis.docx
+++ b/templates/devis.docx
@@ -51,7 +51,12 @@
     </w:p>
     <w:p>
       <w:r>
-        <w:t>Tel : {{producteur_telephone}} - Email : {{producteur_email}}</w:t>
+        <w:t>Tel : {{producteur_telephone}}</w:t>
+      </w:r>
+    </w:p>
+    <w:p>
+      <w:r>
+        <w:t>Email : {{producteur_email}}</w:t>
       </w:r>
     </w:p>
     <w:p>
@@ -163,7 +168,7 @@
     </w:p>
     <w:p>
       <w:r>
-        <w:t>Montant : {{montant}} EUR</w:t>
+        <w:t>Montant : {{montant|currency}} EUR</w:t>
       </w:r>
     </w:p>
     <w:p>
@@ -173,7 +178,7 @@
     </w:p>
     <w:p>
       <w:r>
-        <w:t>Acompte : {{acompte}} EUR</w:t>
+        <w:t>Acompte : {{acompte|currency}} EUR</w:t>
       </w:r>
     </w:p>
     <w:p>

--- a/templates/devis.docx
+++ b/templates/devis.docx
@@ -261,14 +261,28 @@
           <w:p>
             <w:r>
               <w:t>Pour l'Organisateur</w:t>
-              <w:br/>
+            </w:r>
+          </w:p>
+          <w:p>
+            <w:r>
               <w:t>Nom : {{organisateur_structure}}</w:t>
-              <w:br/>
+            </w:r>
+          </w:p>
+          <w:p>
+            <w:r>
               <w:t>Represente par : {{organisateur_representant}}</w:t>
-              <w:br/>
+            </w:r>
+          </w:p>
+          <w:p>
+            <w:r>
               <w:t>Fonction : {{organisateur_fonction}}</w:t>
-              <w:br/>
-              <w:br/>
+            </w:r>
+          </w:p>
+          <w:p>
+            <w:pPr>
+              <w:spacing w:before="280"/>
+            </w:pPr>
+            <w:r>
               <w:t>Signature :</w:t>
             </w:r>
           </w:p>
